--- a/examples/output/phase3_2-docx-example.docx
+++ b/examples/output/phase3_2-docx-example.docx
@@ -43,7 +43,7 @@
                     </pic:cNvPicPr>
                   </pic:nvPicPr>
                   <pic:blipFill>
-                    <a:blip r:embed="rId1"/>
+                    <a:blip r:embed="rId2"/>
                     <a:stretch>
                       <a:fillRect/>
                     </a:stretch>

--- a/examples/output/phase3_2-docx-example.docx
+++ b/examples/output/phase3_2-docx-example.docx
@@ -5,7 +5,7 @@
     <w:p>
       <w:r>
         <w:rPr>
-          <w:b/>
+          <w:b w:val="on"/>
         </w:rPr>
         <w:t xml:space="preserve">dotnet-poi XWPF Example</w:t>
       </w:r>
@@ -13,7 +13,7 @@
     <w:p>
       <w:r>
         <w:rPr>
-          <w:i/>
+          <w:i w:val="on"/>
         </w:rPr>
         <w:t xml:space="preserve">Phase 3.2 — docx support</w:t>
       </w:r>
